--- a/resources/templates/dec_filiacao_nao_alfabetizado.docx
+++ b/resources/templates/dec_filiacao_nao_alfabetizado.docx
@@ -676,7 +676,7 @@
                                 <w:sz w:val="18"/>
                                 <w:szCs w:val="18"/>
                               </w:rPr>
-                              <w:t>${STATE}</w:t>
+                              <w:t>${STATE2}</w:t>
                             </w:r>
                           </w:p>
                         </w:txbxContent>
@@ -715,7 +715,7 @@
                           <w:sz w:val="18"/>
                           <w:szCs w:val="18"/>
                         </w:rPr>
-                        <w:t>${STATE}</w:t>
+                        <w:t>${STATE2}</w:t>
                       </w:r>
                     </w:p>
                   </w:txbxContent>
